--- a/fuentes/CFA2_83210128_DU.docx
+++ b/fuentes/CFA2_83210128_DU.docx
@@ -3498,13 +3498,7 @@
         <w:t>n</w:t>
       </w:r>
       <w:r>
-        <w:t>ormati</w:t>
-      </w:r>
-      <w:r>
-        <w:t>vidad y requisitos técnicos para tableros de distribución</w:t>
-      </w:r>
-      <w:r>
-        <w:t>.</w:t>
+        <w:t>ormatividad y requisitos técnicos para tableros de distribución.</w:t>
       </w:r>
     </w:p>
     <w:p>
@@ -3576,20 +3570,27 @@
                 <w:b/>
                 <w:lang w:val="es-419"/>
               </w:rPr>
-              <w:t>Síntesis de</w:t>
+              <w:t>Transcripción</w:t>
             </w:r>
             <w:r>
               <w:rPr>
                 <w:b/>
                 <w:lang w:val="es-419"/>
               </w:rPr>
-              <w:t>l video</w:t>
+              <w:t xml:space="preserve"> de</w:t>
             </w:r>
             <w:r>
               <w:rPr>
                 <w:b/>
                 <w:lang w:val="es-419"/>
               </w:rPr>
+              <w:t>l video</w:t>
+            </w:r>
+            <w:r>
+              <w:rPr>
+                <w:b/>
+                <w:lang w:val="es-419"/>
+              </w:rPr>
               <w:t>:</w:t>
             </w:r>
             <w:r>
@@ -3615,6 +3616,9 @@
             </w:r>
             <w:r>
               <w:t xml:space="preserve"> y requisitos técnicos para tableros de distribución</w:t>
+            </w:r>
+            <w:r>
+              <w:t>.</w:t>
             </w:r>
           </w:p>
         </w:tc>
@@ -3626,12 +3630,12 @@
           </w:tcPr>
           <w:p>
             <w:r>
+              <w:lastRenderedPageBreak/>
               <w:t>Estimado aprendiz, le damos la bienvenida al componente formativo titulado: Normatividad y requisitos técnicos para tableros de distribución.</w:t>
             </w:r>
           </w:p>
           <w:p>
             <w:r>
-              <w:lastRenderedPageBreak/>
               <w:t>En este recorrido conocerá los fundamentos normativos que regulan la seguridad eléctrica en Colombia y cómo estos lineamientos orientan el diseño, instalación y verificación de los tableros de distribución en diferentes entornos.</w:t>
             </w:r>
           </w:p>
@@ -3756,14 +3760,6 @@
         </w:rPr>
         <w:t>RETIE</w:t>
       </w:r>
-      <w:r>
-        <w:rPr>
-          <w:b/>
-          <w:bCs/>
-          <w:lang w:val="es-419" w:eastAsia="es-CO"/>
-        </w:rPr>
-        <w:t>:</w:t>
-      </w:r>
     </w:p>
     <w:p>
       <w:pPr>
@@ -3833,14 +3829,6 @@
           <w:lang w:val="es-419" w:eastAsia="es-CO"/>
         </w:rPr>
         <w:t>ódigo Eléctrico Colombiano basado en NFPA 70</w:t>
-      </w:r>
-      <w:r>
-        <w:rPr>
-          <w:b/>
-          <w:bCs/>
-          <w:lang w:val="es-419" w:eastAsia="es-CO"/>
-        </w:rPr>
-        <w:t>:</w:t>
       </w:r>
     </w:p>
     <w:p>
@@ -3972,13 +3960,14 @@
       </w:pPr>
       <w:r>
         <w:rPr>
+          <w:noProof/>
           <w:lang w:val="es-419" w:eastAsia="es-CO"/>
         </w:rPr>
         <w:drawing>
-          <wp:inline distT="0" distB="0" distL="0" distR="0" wp14:anchorId="7FA3CC42" wp14:editId="25A69BAE">
-            <wp:extent cx="5645889" cy="2492299"/>
-            <wp:effectExtent l="0" t="0" r="0" b="3810"/>
-            <wp:docPr id="2" name="Imagen 2" descr="La figura 1 ilustra los elementos esenciales de seguridad en el RETIE.&#10;- Protección de vida humana.&#10;- Protección de instalaciones.&#10;- Protección ambiental.&#10;- Conformidad técnica.&#10;"/>
+          <wp:inline distT="0" distB="0" distL="0" distR="0" wp14:anchorId="16830AEE" wp14:editId="70D4F331">
+            <wp:extent cx="5133975" cy="2334795"/>
+            <wp:effectExtent l="0" t="0" r="0" b="8890"/>
+            <wp:docPr id="3" name="Imagen 3" descr="La figura 1 ilustra los elementos esenciales de seguridad en el RETIE.&#10;- Protección de vida humana.&#10;- Protección de instalaciones.&#10;- Protección ambiental.&#10;- Conformidad técnica.&#10;"/>
             <wp:cNvGraphicFramePr>
               <a:graphicFrameLocks xmlns:a="http://schemas.openxmlformats.org/drawingml/2006/main" noChangeAspect="1"/>
             </wp:cNvGraphicFramePr>
@@ -3986,7 +3975,7 @@
               <a:graphicData uri="http://schemas.openxmlformats.org/drawingml/2006/picture">
                 <pic:pic xmlns:pic="http://schemas.openxmlformats.org/drawingml/2006/picture">
                   <pic:nvPicPr>
-                    <pic:cNvPr id="2" name="Imagen 2" descr="La figura 1 ilustra los elementos esenciales de seguridad en el RETIE.&#10;- Protección de vida humana.&#10;- Protección de instalaciones.&#10;- Protección ambiental.&#10;- Conformidad técnica.&#10;"/>
+                    <pic:cNvPr id="3" name="Imagen 3" descr="La figura 1 ilustra los elementos esenciales de seguridad en el RETIE.&#10;- Protección de vida humana.&#10;- Protección de instalaciones.&#10;- Protección ambiental.&#10;- Conformidad técnica.&#10;"/>
                     <pic:cNvPicPr/>
                   </pic:nvPicPr>
                   <pic:blipFill>
@@ -3998,7 +3987,7 @@
                   <pic:spPr>
                     <a:xfrm>
                       <a:off x="0" y="0"/>
-                      <a:ext cx="5657631" cy="2497482"/>
+                      <a:ext cx="5144398" cy="2339535"/>
                     </a:xfrm>
                     <a:prstGeom prst="rect">
                       <a:avLst/>
@@ -4804,7 +4793,21 @@
                 <w:rFonts w:asciiTheme="minorHAnsi" w:hAnsiTheme="minorHAnsi" w:cstheme="minorHAnsi"/>
                 <w:szCs w:val="28"/>
               </w:rPr>
-              <w:t xml:space="preserve"> NFPA 70) de EE. UU.</w:t>
+              <w:t xml:space="preserve"> NFPA 70</w:t>
+            </w:r>
+            <w:r>
+              <w:rPr>
+                <w:rFonts w:asciiTheme="minorHAnsi" w:hAnsiTheme="minorHAnsi" w:cstheme="minorHAnsi"/>
+                <w:szCs w:val="28"/>
+              </w:rPr>
+              <w:t>)</w:t>
+            </w:r>
+            <w:r>
+              <w:rPr>
+                <w:rFonts w:asciiTheme="minorHAnsi" w:hAnsiTheme="minorHAnsi" w:cstheme="minorHAnsi"/>
+                <w:szCs w:val="28"/>
+              </w:rPr>
+              <w:t xml:space="preserve"> de EE. UU.</w:t>
             </w:r>
           </w:p>
         </w:tc>
@@ -4830,6 +4833,7 @@
                 <w:rFonts w:asciiTheme="minorHAnsi" w:hAnsiTheme="minorHAnsi" w:cstheme="minorHAnsi"/>
                 <w:szCs w:val="28"/>
               </w:rPr>
+              <w:lastRenderedPageBreak/>
               <w:t>IEC.</w:t>
             </w:r>
           </w:p>
@@ -6670,7 +6674,6 @@
                 <w:ilvl w:val="0"/>
                 <w:numId w:val="0"/>
               </w:numPr>
-              <w:ind w:left="1134" w:hanging="1134"/>
               <w:jc w:val="left"/>
               <w:rPr>
                 <w:b/>
@@ -6682,7 +6685,21 @@
                 <w:b/>
                 <w:lang w:val="es-419"/>
               </w:rPr>
-              <w:t>Síntesis de</w:t>
+              <w:t xml:space="preserve"> </w:t>
+            </w:r>
+            <w:r>
+              <w:rPr>
+                <w:b/>
+                <w:lang w:val="es-419"/>
+              </w:rPr>
+              <w:t xml:space="preserve">Transcripción </w:t>
+            </w:r>
+            <w:r>
+              <w:rPr>
+                <w:b/>
+                <w:lang w:val="es-419"/>
+              </w:rPr>
+              <w:t>de</w:t>
             </w:r>
             <w:r>
               <w:rPr>
@@ -8170,7 +8187,31 @@
               <w:rPr>
                 <w:rStyle w:val="Extranjerismo"/>
               </w:rPr>
-              <w:t>On/Off</w:t>
+              <w:t>On</w:t>
+            </w:r>
+            <w:r>
+              <w:rPr>
+                <w:rStyle w:val="Extranjerismo"/>
+              </w:rPr>
+              <w:t xml:space="preserve"> </w:t>
+            </w:r>
+            <w:r>
+              <w:rPr>
+                <w:rStyle w:val="Extranjerismo"/>
+              </w:rPr>
+              <w:t>/</w:t>
+            </w:r>
+            <w:r>
+              <w:rPr>
+                <w:rStyle w:val="Extranjerismo"/>
+              </w:rPr>
+              <w:t xml:space="preserve"> </w:t>
+            </w:r>
+            <w:r>
+              <w:rPr>
+                <w:rStyle w:val="Extranjerismo"/>
+              </w:rPr>
+              <w:t>Off</w:t>
             </w:r>
             <w:r>
               <w:rPr>
@@ -10675,11 +10716,12 @@
       </w:pPr>
       <w:r>
         <w:rPr>
+          <w:noProof/>
           <w:lang w:val="es-419" w:eastAsia="es-CO"/>
         </w:rPr>
         <w:drawing>
-          <wp:inline distT="0" distB="0" distL="0" distR="0" wp14:anchorId="79F2B716" wp14:editId="26774128">
-            <wp:extent cx="6332220" cy="3170555"/>
+          <wp:inline distT="0" distB="0" distL="0" distR="0" wp14:anchorId="79F2B716" wp14:editId="1C1287BF">
+            <wp:extent cx="5648325" cy="2828127"/>
             <wp:effectExtent l="0" t="0" r="0" b="0"/>
             <wp:docPr id="5" name="Imagen 5" descr="La figura 2 muestra un tablero residencial empotrado con la puesta abierta. Sobre la fotografía se señalan tres no conformidades: ausencia de identificación de circuitos; barra de neutro y barra de tierra unidas; falta de protección diferencial para zonas húmedas."/>
             <wp:cNvGraphicFramePr>
@@ -10701,7 +10743,7 @@
                   <pic:spPr>
                     <a:xfrm>
                       <a:off x="0" y="0"/>
-                      <a:ext cx="6332220" cy="3170555"/>
+                      <a:ext cx="5657889" cy="2832916"/>
                     </a:xfrm>
                     <a:prstGeom prst="rect">
                       <a:avLst/>
@@ -10879,7 +10921,6 @@
         <w:rPr>
           <w:lang w:val="es-419" w:eastAsia="es-CO"/>
         </w:rPr>
-        <w:lastRenderedPageBreak/>
         <w:t>Separar las barras de neutro y tierra.</w:t>
       </w:r>
     </w:p>
@@ -10898,6 +10939,7 @@
         <w:rPr>
           <w:lang w:val="es-419" w:eastAsia="es-CO"/>
         </w:rPr>
+        <w:lastRenderedPageBreak/>
         <w:t>Instalar protecciones diferenciales donde corresponda.</w:t>
       </w:r>
     </w:p>
@@ -11043,6 +11085,7 @@
       </w:pPr>
       <w:r>
         <w:rPr>
+          <w:noProof/>
           <w:lang w:val="es-419" w:eastAsia="es-CO"/>
         </w:rPr>
         <w:drawing>
@@ -11638,6 +11681,7 @@
                 <w:rFonts w:asciiTheme="minorHAnsi" w:hAnsiTheme="minorHAnsi" w:cstheme="minorHAnsi"/>
                 <w:szCs w:val="28"/>
               </w:rPr>
+              <w:lastRenderedPageBreak/>
               <w:t>Protecciones mal dimensionadas respecto al calibre del conductor.</w:t>
             </w:r>
           </w:p>
@@ -11821,6 +11865,7 @@
                 <w:rFonts w:asciiTheme="minorHAnsi" w:hAnsiTheme="minorHAnsi" w:cstheme="minorHAnsi"/>
                 <w:szCs w:val="28"/>
               </w:rPr>
+              <w:lastRenderedPageBreak/>
               <w:t>Selectividad deficiente entre interruptor general y derivados.</w:t>
             </w:r>
           </w:p>
@@ -12004,6 +12049,7 @@
                 <w:rFonts w:cstheme="minorHAnsi"/>
                 <w:szCs w:val="28"/>
               </w:rPr>
+              <w:lastRenderedPageBreak/>
               <w:t>Ausencia de rotulado en circuitos derivados.</w:t>
             </w:r>
           </w:p>
@@ -12294,6 +12340,7 @@
                 <w:rFonts w:cstheme="minorHAnsi"/>
                 <w:szCs w:val="28"/>
               </w:rPr>
+              <w:lastRenderedPageBreak/>
               <w:t>Diagrama unifilar inexistente o desactualizado</w:t>
             </w:r>
             <w:r>
@@ -14605,7 +14652,7 @@
                 <w:sz w:val="28"/>
                 <w:szCs w:val="28"/>
               </w:rPr>
-              <w:t>Dirección General</w:t>
+              <w:t>Centro Agroturístico - Regional Santander</w:t>
             </w:r>
           </w:p>
         </w:tc>

--- a/fuentes/CFA2_83210128_DU.docx
+++ b/fuentes/CFA2_83210128_DU.docx
@@ -4369,14 +4369,120 @@
         <w:rPr>
           <w:lang w:val="es-419" w:eastAsia="es-CO"/>
         </w:rPr>
-        <w:t xml:space="preserve">Un tablero no es simplemente un conjunto de interruptores y barras; es un sistema integrado que debe cumplir simultáneamente con normas nacionales e internacionales. Por eso, en la construcción de tableros se aplican también los estándares internacionales UL (Underwriters Laboratories), IEC (International </w:t>
-      </w:r>
+        <w:t>Un tablero no es simplemente un conjunto de interruptores y barras; es un sistema integrado que debe cumplir simultáneamente con normas nacionales e internacionales. Por eso, en la construcción de tableros se aplican también los estándares internacionales UL (</w:t>
+      </w:r>
+      <w:proofErr w:type="spellStart"/>
+      <w:r>
+        <w:rPr>
+          <w:lang w:val="es-419" w:eastAsia="es-CO"/>
+        </w:rPr>
+        <w:t>Underwriters</w:t>
+      </w:r>
+      <w:proofErr w:type="spellEnd"/>
+      <w:r>
+        <w:rPr>
+          <w:lang w:val="es-419" w:eastAsia="es-CO"/>
+        </w:rPr>
+        <w:t xml:space="preserve"> </w:t>
+      </w:r>
+      <w:proofErr w:type="spellStart"/>
+      <w:r>
+        <w:rPr>
+          <w:lang w:val="es-419" w:eastAsia="es-CO"/>
+        </w:rPr>
+        <w:t>Laboratories</w:t>
+      </w:r>
+      <w:proofErr w:type="spellEnd"/>
+      <w:r>
+        <w:rPr>
+          <w:lang w:val="es-419" w:eastAsia="es-CO"/>
+        </w:rPr>
+        <w:t xml:space="preserve">), IEC (International </w:t>
+      </w:r>
+      <w:proofErr w:type="spellStart"/>
       <w:r>
         <w:rPr>
           <w:lang w:val="es-419" w:eastAsia="es-CO"/>
         </w:rPr>
         <w:lastRenderedPageBreak/>
-        <w:t>Electrotechnical Commission) y NEMA (National Electrical Manufacturers Association), que regulan aspectos como:</w:t>
+        <w:t>Electrotechnical</w:t>
+      </w:r>
+      <w:proofErr w:type="spellEnd"/>
+      <w:r>
+        <w:rPr>
+          <w:lang w:val="es-419" w:eastAsia="es-CO"/>
+        </w:rPr>
+        <w:t xml:space="preserve"> </w:t>
+      </w:r>
+      <w:proofErr w:type="spellStart"/>
+      <w:r>
+        <w:rPr>
+          <w:lang w:val="es-419" w:eastAsia="es-CO"/>
+        </w:rPr>
+        <w:t>Commission</w:t>
+      </w:r>
+      <w:proofErr w:type="spellEnd"/>
+      <w:r>
+        <w:rPr>
+          <w:lang w:val="es-419" w:eastAsia="es-CO"/>
+        </w:rPr>
+        <w:t>) y NEMA (</w:t>
+      </w:r>
+      <w:proofErr w:type="spellStart"/>
+      <w:r>
+        <w:rPr>
+          <w:lang w:val="es-419" w:eastAsia="es-CO"/>
+        </w:rPr>
+        <w:t>National</w:t>
+      </w:r>
+      <w:proofErr w:type="spellEnd"/>
+      <w:r>
+        <w:rPr>
+          <w:lang w:val="es-419" w:eastAsia="es-CO"/>
+        </w:rPr>
+        <w:t xml:space="preserve"> </w:t>
+      </w:r>
+      <w:proofErr w:type="spellStart"/>
+      <w:r>
+        <w:rPr>
+          <w:lang w:val="es-419" w:eastAsia="es-CO"/>
+        </w:rPr>
+        <w:t>Electrical</w:t>
+      </w:r>
+      <w:proofErr w:type="spellEnd"/>
+      <w:r>
+        <w:rPr>
+          <w:lang w:val="es-419" w:eastAsia="es-CO"/>
+        </w:rPr>
+        <w:t xml:space="preserve"> </w:t>
+      </w:r>
+      <w:proofErr w:type="spellStart"/>
+      <w:r>
+        <w:rPr>
+          <w:lang w:val="es-419" w:eastAsia="es-CO"/>
+        </w:rPr>
+        <w:t>Manufacturers</w:t>
+      </w:r>
+      <w:proofErr w:type="spellEnd"/>
+      <w:r>
+        <w:rPr>
+          <w:lang w:val="es-419" w:eastAsia="es-CO"/>
+        </w:rPr>
+        <w:t xml:space="preserve"> </w:t>
+      </w:r>
+      <w:proofErr w:type="spellStart"/>
+      <w:r>
+        <w:rPr>
+          <w:lang w:val="es-419" w:eastAsia="es-CO"/>
+        </w:rPr>
+        <w:t>Association</w:t>
+      </w:r>
+      <w:proofErr w:type="spellEnd"/>
+      <w:r>
+        <w:rPr>
+          <w:lang w:val="es-419" w:eastAsia="es-CO"/>
+        </w:rPr>
+        <w:t>), que regulan aspectos como:</w:t>
       </w:r>
     </w:p>
     <w:p>
@@ -5660,7 +5766,23 @@
                 <w:rFonts w:cstheme="minorHAnsi"/>
                 <w:szCs w:val="28"/>
               </w:rPr>
-              <w:t>Material autoextinguible o metálico con protección anticorrosiva.</w:t>
+              <w:t xml:space="preserve">Material </w:t>
+            </w:r>
+            <w:proofErr w:type="spellStart"/>
+            <w:r>
+              <w:rPr>
+                <w:rFonts w:cstheme="minorHAnsi"/>
+                <w:szCs w:val="28"/>
+              </w:rPr>
+              <w:t>autoextinguible</w:t>
+            </w:r>
+            <w:proofErr w:type="spellEnd"/>
+            <w:r>
+              <w:rPr>
+                <w:rFonts w:cstheme="minorHAnsi"/>
+                <w:szCs w:val="28"/>
+              </w:rPr>
+              <w:t xml:space="preserve"> o metálico con protección anticorrosiva.</w:t>
             </w:r>
           </w:p>
         </w:tc>
@@ -6016,13 +6138,31 @@
         </w:rPr>
         <w:t>El sistema de clasificación IP (</w:t>
       </w:r>
+      <w:proofErr w:type="spellStart"/>
       <w:r>
         <w:rPr>
           <w:rStyle w:val="Extranjerismo"/>
           <w:lang w:val="es-419" w:eastAsia="es-CO"/>
         </w:rPr>
-        <w:t>Ingress Protection</w:t>
-      </w:r>
+        <w:t>Ingress</w:t>
+      </w:r>
+      <w:proofErr w:type="spellEnd"/>
+      <w:r>
+        <w:rPr>
+          <w:rStyle w:val="Extranjerismo"/>
+          <w:lang w:val="es-419" w:eastAsia="es-CO"/>
+        </w:rPr>
+        <w:t xml:space="preserve"> </w:t>
+      </w:r>
+      <w:proofErr w:type="spellStart"/>
+      <w:r>
+        <w:rPr>
+          <w:rStyle w:val="Extranjerismo"/>
+          <w:lang w:val="es-419" w:eastAsia="es-CO"/>
+        </w:rPr>
+        <w:t>Protection</w:t>
+      </w:r>
+      <w:proofErr w:type="spellEnd"/>
       <w:r>
         <w:rPr>
           <w:lang w:val="es-419" w:eastAsia="es-CO"/>
@@ -6221,7 +6361,21 @@
         <w:rPr>
           <w:lang w:val="es-419" w:eastAsia="es-CO"/>
         </w:rPr>
-        <w:t>Dispongan de fundas termoencogibles o aislantes en sus uniones para prevenir arcos eléctricos.</w:t>
+        <w:t xml:space="preserve">Dispongan de fundas </w:t>
+      </w:r>
+      <w:proofErr w:type="spellStart"/>
+      <w:r>
+        <w:rPr>
+          <w:lang w:val="es-419" w:eastAsia="es-CO"/>
+        </w:rPr>
+        <w:t>termoencogibles</w:t>
+      </w:r>
+      <w:proofErr w:type="spellEnd"/>
+      <w:r>
+        <w:rPr>
+          <w:lang w:val="es-419" w:eastAsia="es-CO"/>
+        </w:rPr>
+        <w:t xml:space="preserve"> o aislantes en sus uniones para prevenir arcos eléctricos.</w:t>
       </w:r>
     </w:p>
     <w:p>
@@ -6460,7 +6614,21 @@
           <w:lang w:val="es-419" w:eastAsia="es-CO"/>
         </w:rPr>
         <w:lastRenderedPageBreak/>
-        <w:t>Una conexión floja puede provocar microarcos y deterioro progresivo, hasta llegar a un incendio eléctrico. Por ello, los puntos de conexión deben revisarse periódicamente y registrarse con torque específico según el fabricante.</w:t>
+        <w:t xml:space="preserve">Una conexión floja puede provocar </w:t>
+      </w:r>
+      <w:proofErr w:type="spellStart"/>
+      <w:r>
+        <w:rPr>
+          <w:lang w:val="es-419" w:eastAsia="es-CO"/>
+        </w:rPr>
+        <w:t>microarcos</w:t>
+      </w:r>
+      <w:proofErr w:type="spellEnd"/>
+      <w:r>
+        <w:rPr>
+          <w:lang w:val="es-419" w:eastAsia="es-CO"/>
+        </w:rPr>
+        <w:t xml:space="preserve"> y deterioro progresivo, hasta llegar a un incendio eléctrico. Por ello, los puntos de conexión deben revisarse periódicamente y registrarse con torque específico según el fabricante.</w:t>
       </w:r>
     </w:p>
     <w:p>
@@ -6650,7 +6818,7 @@
         <w:rPr>
           <w:lang w:val="es-419" w:eastAsia="es-CO"/>
         </w:rPr>
-        <w:t xml:space="preserve"> Puede encontrarlo en la carpeta Anexos.</w:t>
+        <w:t xml:space="preserve"> </w:t>
       </w:r>
     </w:p>
     <w:tbl>
@@ -6820,7 +6988,15 @@
             </w:r>
             <w:r>
               <w:lastRenderedPageBreak/>
-              <w:t>requisitos estrictos: accesibilidad, selectividad, capacidad interruptiva, puesta a tierra y rotulado, entre otros. Todo esto lo regula el RETIE y lo detalla la NTC 2050.</w:t>
+              <w:t xml:space="preserve">requisitos estrictos: accesibilidad, selectividad, capacidad </w:t>
+            </w:r>
+            <w:proofErr w:type="spellStart"/>
+            <w:r>
+              <w:t>interruptiva</w:t>
+            </w:r>
+            <w:proofErr w:type="spellEnd"/>
+            <w:r>
+              <w:t>, puesta a tierra y rotulado, entre otros. Todo esto lo regula el RETIE y lo detalla la NTC 2050.</w:t>
             </w:r>
           </w:p>
           <w:p>
@@ -6864,8 +7040,13 @@
             <w:r>
               <w:t xml:space="preserve">: </w:t>
             </w:r>
-            <w:r>
-              <w:t>Uff… entonces uno puede creer que está bien hecho, ¡pero en realidad está dejando un riesgo eléctrico ahí quietico!</w:t>
+            <w:proofErr w:type="spellStart"/>
+            <w:r>
+              <w:t>Uff</w:t>
+            </w:r>
+            <w:proofErr w:type="spellEnd"/>
+            <w:r>
+              <w:t>… entonces uno puede creer que está bien hecho, ¡pero en realidad está dejando un riesgo eléctrico ahí quietico!</w:t>
             </w:r>
           </w:p>
           <w:p>
@@ -6964,7 +7145,15 @@
               <w:t xml:space="preserve"> e</w:t>
             </w:r>
             <w:r>
-              <w:t xml:space="preserve">se es el impacto real de diseñar mal un tablero. Por eso también revisamos la capacidad interruptiva, que debe ser igual o mayor al nivel de cortocircuito disponible en el sitio. Si el </w:t>
+              <w:t xml:space="preserve">se es el impacto real de diseñar mal un tablero. Por eso también revisamos la capacidad </w:t>
+            </w:r>
+            <w:proofErr w:type="spellStart"/>
+            <w:r>
+              <w:t>interruptiva</w:t>
+            </w:r>
+            <w:proofErr w:type="spellEnd"/>
+            <w:r>
+              <w:t xml:space="preserve">, que debe ser igual o mayor al nivel de cortocircuito disponible en el sitio. Si el </w:t>
             </w:r>
             <w:r>
               <w:rPr>
@@ -7012,7 +7201,15 @@
               <w:t>: a</w:t>
             </w:r>
             <w:r>
-              <w:t>sí es. Y además, el RETIE exige que el tablero tenga su diagrama unifilar actualizado, mostrando fases, derivaciones, protecciones y barras. Ese diagrama es la carta de navegación del sistema: sin él, no hay trazabilidad.</w:t>
+              <w:t xml:space="preserve">sí es. </w:t>
+            </w:r>
+            <w:proofErr w:type="gramStart"/>
+            <w:r>
+              <w:t>Y</w:t>
+            </w:r>
+            <w:proofErr w:type="gramEnd"/>
+            <w:r>
+              <w:t xml:space="preserve"> además, el RETIE exige que el tablero tenga su diagrama unifilar actualizado, mostrando fases, derivaciones, protecciones y barras. Ese diagrama es la carta de navegación del sistema: sin él, no hay trazabilidad.</w:t>
             </w:r>
           </w:p>
           <w:p>
@@ -7513,7 +7710,21 @@
         <w:rPr>
           <w:lang w:val="es-419" w:eastAsia="es-CO"/>
         </w:rPr>
-        <w:t>Las protecciones son dispositivos fundamentales para garantizar la integridad de la instalación eléctrica. Su función es intervenir cuando ocurren condiciones anormales como sobrecorrientes, cortocircuitos, fallas de aislamiento o fugas a tierra. Tanto el RETIE como la NTC 2050 establecen reglas estrictas para su selección e instalación.</w:t>
+        <w:t xml:space="preserve">Las protecciones son dispositivos fundamentales para garantizar la integridad de la instalación eléctrica. Su función es intervenir cuando ocurren condiciones anormales como </w:t>
+      </w:r>
+      <w:proofErr w:type="spellStart"/>
+      <w:r>
+        <w:rPr>
+          <w:lang w:val="es-419" w:eastAsia="es-CO"/>
+        </w:rPr>
+        <w:t>sobrecorrientes</w:t>
+      </w:r>
+      <w:proofErr w:type="spellEnd"/>
+      <w:r>
+        <w:rPr>
+          <w:lang w:val="es-419" w:eastAsia="es-CO"/>
+        </w:rPr>
+        <w:t>, cortocircuitos, fallas de aislamiento o fugas a tierra. Tanto el RETIE como la NTC 2050 establecen reglas estrictas para su selección e instalación.</w:t>
       </w:r>
     </w:p>
     <w:p>
@@ -7602,7 +7813,21 @@
         <w:rPr>
           <w:lang w:val="es-419" w:eastAsia="es-CO"/>
         </w:rPr>
-        <w:t>Los interruptores deben tener capacidad de interrupción suficiente en kiloamperios (kA) según el nivel de cortocircuito disponible en la instalación.</w:t>
+        <w:t>Los interruptores deben tener capacidad de interrupción suficiente en kiloamperios (</w:t>
+      </w:r>
+      <w:proofErr w:type="spellStart"/>
+      <w:r>
+        <w:rPr>
+          <w:lang w:val="es-419" w:eastAsia="es-CO"/>
+        </w:rPr>
+        <w:t>kA</w:t>
+      </w:r>
+      <w:proofErr w:type="spellEnd"/>
+      <w:r>
+        <w:rPr>
+          <w:lang w:val="es-419" w:eastAsia="es-CO"/>
+        </w:rPr>
+        <w:t>) según el nivel de cortocircuito disponible en la instalación.</w:t>
       </w:r>
     </w:p>
     <w:p>
@@ -7980,7 +8205,34 @@
                 <w:rFonts w:asciiTheme="minorHAnsi" w:hAnsiTheme="minorHAnsi" w:cstheme="minorHAnsi"/>
                 <w:szCs w:val="28"/>
               </w:rPr>
-              <w:t>Esencial: Siempre tiene un botón de "test" (marcado con una 'T').</w:t>
+              <w:t xml:space="preserve">Esencial: </w:t>
+            </w:r>
+            <w:r>
+              <w:rPr>
+                <w:rFonts w:asciiTheme="minorHAnsi" w:hAnsiTheme="minorHAnsi" w:cstheme="minorHAnsi"/>
+                <w:szCs w:val="28"/>
+              </w:rPr>
+              <w:t>s</w:t>
+            </w:r>
+            <w:r>
+              <w:rPr>
+                <w:rFonts w:asciiTheme="minorHAnsi" w:hAnsiTheme="minorHAnsi" w:cstheme="minorHAnsi"/>
+                <w:szCs w:val="28"/>
+              </w:rPr>
+              <w:t>iempre tiene un botón de "</w:t>
+            </w:r>
+            <w:r>
+              <w:rPr>
+                <w:rStyle w:val="Extranjerismo"/>
+              </w:rPr>
+              <w:t>test</w:t>
+            </w:r>
+            <w:r>
+              <w:rPr>
+                <w:rFonts w:asciiTheme="minorHAnsi" w:hAnsiTheme="minorHAnsi" w:cstheme="minorHAnsi"/>
+                <w:szCs w:val="28"/>
+              </w:rPr>
+              <w:t>" (marcado con una 'T').</w:t>
             </w:r>
           </w:p>
         </w:tc>
@@ -8264,7 +8516,13 @@
       </w:pPr>
       <w:bookmarkStart w:id="16" w:name="_Toc227082339"/>
       <w:r>
-        <w:t>Esquemas TT, TN Y IT aplicados a tableros</w:t>
+        <w:t xml:space="preserve">Esquemas TT, TN </w:t>
+      </w:r>
+      <w:r>
+        <w:t>e</w:t>
+      </w:r>
+      <w:r>
+        <w:t xml:space="preserve"> IT aplicados a tableros</w:t>
       </w:r>
       <w:bookmarkEnd w:id="16"/>
     </w:p>
@@ -9231,7 +9489,21 @@
         <w:rPr>
           <w:lang w:val="es-419" w:eastAsia="es-CO"/>
         </w:rPr>
-        <w:t>En caso de sobrecorriente, dispara primero el interruptor de 20 A.</w:t>
+        <w:t xml:space="preserve">En caso de </w:t>
+      </w:r>
+      <w:proofErr w:type="spellStart"/>
+      <w:r>
+        <w:rPr>
+          <w:lang w:val="es-419" w:eastAsia="es-CO"/>
+        </w:rPr>
+        <w:t>sobrecorriente</w:t>
+      </w:r>
+      <w:proofErr w:type="spellEnd"/>
+      <w:r>
+        <w:rPr>
+          <w:lang w:val="es-419" w:eastAsia="es-CO"/>
+        </w:rPr>
+        <w:t>, dispara primero el interruptor de 20 A.</w:t>
       </w:r>
     </w:p>
     <w:p>
@@ -10241,7 +10513,21 @@
         <w:rPr>
           <w:lang w:val="es-419" w:eastAsia="es-CO"/>
         </w:rPr>
-        <w:t>El RETIE exige que toda señalización sea durable, resistente al ambiente y ubicada en sitios estratégicos donde el operario pueda observarla antes de interactuar con el tablero. Materiales como láminas acrílicas, policarbonatos, etiquetas termoimpresas y vinilos industriales suelen emplearse para garantizar visibilidad y permanencia.</w:t>
+        <w:t xml:space="preserve">El RETIE exige que toda señalización sea durable, resistente al ambiente y ubicada en sitios estratégicos donde el operario pueda observarla antes de interactuar con el tablero. Materiales como láminas acrílicas, policarbonatos, etiquetas </w:t>
+      </w:r>
+      <w:proofErr w:type="spellStart"/>
+      <w:r>
+        <w:rPr>
+          <w:lang w:val="es-419" w:eastAsia="es-CO"/>
+        </w:rPr>
+        <w:t>termoimpresas</w:t>
+      </w:r>
+      <w:proofErr w:type="spellEnd"/>
+      <w:r>
+        <w:rPr>
+          <w:lang w:val="es-419" w:eastAsia="es-CO"/>
+        </w:rPr>
+        <w:t xml:space="preserve"> y vinilos industriales suelen emplearse para garantizar visibilidad y permanencia.</w:t>
       </w:r>
     </w:p>
     <w:p>
@@ -10412,7 +10698,21 @@
         <w:rPr>
           <w:lang w:val="es-419" w:eastAsia="es-CO"/>
         </w:rPr>
-        <w:t>La inspección de conformidad es el mecanismo mediante el cual se verifica que un tablero cumple con la normatividad vigente. No se trata de un trámite opcional; en instalaciones nuevas, ampliaciones o remodelaciones mayores, la certificación es obligatoria. El organismo de inspección no solo revisa el tablero visualmente, sino que evalúa: la calidad de las conexiones, la organización interna, la continuidad de las barras, la presencia de puesta a tierra adecuada, el nivel de cortocircuito disponible, la capacidad interruptiva de las protecciones, y por supuesto, la existencia del diagrama unifilar y la señalización correspondiente.</w:t>
+        <w:t xml:space="preserve">La inspección de conformidad es el mecanismo mediante el cual se verifica que un tablero cumple con la normatividad vigente. No se trata de un trámite opcional; en instalaciones nuevas, ampliaciones o remodelaciones mayores, la certificación es obligatoria. El organismo de inspección no solo revisa el tablero visualmente, sino que evalúa: la calidad de las conexiones, la organización interna, la continuidad de las barras, la presencia de puesta a tierra adecuada, el nivel de cortocircuito disponible, la capacidad </w:t>
+      </w:r>
+      <w:proofErr w:type="spellStart"/>
+      <w:r>
+        <w:rPr>
+          <w:lang w:val="es-419" w:eastAsia="es-CO"/>
+        </w:rPr>
+        <w:t>interruptiva</w:t>
+      </w:r>
+      <w:proofErr w:type="spellEnd"/>
+      <w:r>
+        <w:rPr>
+          <w:lang w:val="es-419" w:eastAsia="es-CO"/>
+        </w:rPr>
+        <w:t xml:space="preserve"> de las protecciones, y por supuesto, la existencia del diagrama unifilar y la señalización correspondiente.</w:t>
       </w:r>
     </w:p>
     <w:p>
@@ -11194,7 +11494,35 @@
         <w:rPr>
           <w:lang w:val="es-419" w:eastAsia="es-CO"/>
         </w:rPr>
-        <w:t>Capacidad interruptiva insuficiente frente al kA disponible.</w:t>
+        <w:t xml:space="preserve">Capacidad </w:t>
+      </w:r>
+      <w:proofErr w:type="spellStart"/>
+      <w:r>
+        <w:rPr>
+          <w:lang w:val="es-419" w:eastAsia="es-CO"/>
+        </w:rPr>
+        <w:t>interruptiva</w:t>
+      </w:r>
+      <w:proofErr w:type="spellEnd"/>
+      <w:r>
+        <w:rPr>
+          <w:lang w:val="es-419" w:eastAsia="es-CO"/>
+        </w:rPr>
+        <w:t xml:space="preserve"> insuficiente frente al </w:t>
+      </w:r>
+      <w:proofErr w:type="spellStart"/>
+      <w:r>
+        <w:rPr>
+          <w:lang w:val="es-419" w:eastAsia="es-CO"/>
+        </w:rPr>
+        <w:t>kA</w:t>
+      </w:r>
+      <w:proofErr w:type="spellEnd"/>
+      <w:r>
+        <w:rPr>
+          <w:lang w:val="es-419" w:eastAsia="es-CO"/>
+        </w:rPr>
+        <w:t xml:space="preserve"> disponible.</w:t>
       </w:r>
     </w:p>
     <w:p>
@@ -11333,7 +11661,21 @@
         <w:rPr>
           <w:lang w:val="es-419" w:eastAsia="es-CO"/>
         </w:rPr>
-        <w:t>Reemplazar las protecciones con capacidad interruptiva insuficiente.</w:t>
+        <w:t xml:space="preserve">Reemplazar las protecciones con capacidad </w:t>
+      </w:r>
+      <w:proofErr w:type="spellStart"/>
+      <w:r>
+        <w:rPr>
+          <w:lang w:val="es-419" w:eastAsia="es-CO"/>
+        </w:rPr>
+        <w:t>interruptiva</w:t>
+      </w:r>
+      <w:proofErr w:type="spellEnd"/>
+      <w:r>
+        <w:rPr>
+          <w:lang w:val="es-419" w:eastAsia="es-CO"/>
+        </w:rPr>
+        <w:t xml:space="preserve"> insuficiente.</w:t>
       </w:r>
     </w:p>
     <w:p>
@@ -11745,7 +12087,23 @@
                 <w:rFonts w:cstheme="minorHAnsi"/>
                 <w:szCs w:val="28"/>
               </w:rPr>
-              <w:t>Seleccionar la protección según la capacidad ampacimétrica del conductor; consultar tablas NTC 2050 (Art. 310); verificar cargas reales.</w:t>
+              <w:t xml:space="preserve">Seleccionar la protección según la capacidad </w:t>
+            </w:r>
+            <w:proofErr w:type="spellStart"/>
+            <w:r>
+              <w:rPr>
+                <w:rFonts w:cstheme="minorHAnsi"/>
+                <w:szCs w:val="28"/>
+              </w:rPr>
+              <w:t>ampacimétrica</w:t>
+            </w:r>
+            <w:proofErr w:type="spellEnd"/>
+            <w:r>
+              <w:rPr>
+                <w:rFonts w:cstheme="minorHAnsi"/>
+                <w:szCs w:val="28"/>
+              </w:rPr>
+              <w:t xml:space="preserve"> del conductor; consultar tablas NTC 2050 (Art. 310); verificar cargas reales.</w:t>
             </w:r>
           </w:p>
         </w:tc>
@@ -12181,7 +12539,23 @@
                 <w:rFonts w:cstheme="minorHAnsi"/>
                 <w:szCs w:val="28"/>
               </w:rPr>
-              <w:t>Puntos calientes, microarcos, daño progresivo de conductores y riesgo de incendio.</w:t>
+              <w:t xml:space="preserve">Puntos calientes, </w:t>
+            </w:r>
+            <w:proofErr w:type="spellStart"/>
+            <w:r>
+              <w:rPr>
+                <w:rFonts w:cstheme="minorHAnsi"/>
+                <w:szCs w:val="28"/>
+              </w:rPr>
+              <w:t>microarcos</w:t>
+            </w:r>
+            <w:proofErr w:type="spellEnd"/>
+            <w:r>
+              <w:rPr>
+                <w:rFonts w:cstheme="minorHAnsi"/>
+                <w:szCs w:val="28"/>
+              </w:rPr>
+              <w:t>, daño progresivo de conductores y riesgo de incendio.</w:t>
             </w:r>
           </w:p>
         </w:tc>
@@ -12562,6 +12936,7 @@
         </w:rPr>
         <w:t xml:space="preserve">El </w:t>
       </w:r>
+      <w:proofErr w:type="spellStart"/>
       <w:r>
         <w:rPr>
           <w:rStyle w:val="Extranjerismo"/>
@@ -12569,12 +12944,14 @@
         </w:rPr>
         <w:t>checklist</w:t>
       </w:r>
+      <w:proofErr w:type="spellEnd"/>
       <w:r>
         <w:rPr>
           <w:lang w:val="es-419" w:eastAsia="es-CO"/>
         </w:rPr>
         <w:t xml:space="preserve"> técnico permite evaluar de forma sistemática el cumplimiento de un tablero antes de la inspección oficial. Aunque cada instalación tiene particularidades, un buen </w:t>
       </w:r>
+      <w:proofErr w:type="spellStart"/>
       <w:r>
         <w:rPr>
           <w:rStyle w:val="Extranjerismo"/>
@@ -12582,6 +12959,7 @@
         </w:rPr>
         <w:t>checklist</w:t>
       </w:r>
+      <w:proofErr w:type="spellEnd"/>
       <w:r>
         <w:rPr>
           <w:lang w:val="es-419" w:eastAsia="es-CO"/>
@@ -13175,33 +13553,9 @@
           <w:szCs w:val="28"/>
           <w:lang w:val="es-419"/>
         </w:rPr>
-        <w:t>Capacidad interruptiva</w:t>
-      </w:r>
-      <w:r>
-        <w:rPr>
-          <w:rFonts w:ascii="Calibri" w:hAnsi="Calibri" w:cs="Calibri"/>
-          <w:szCs w:val="28"/>
-          <w:lang w:val="es-419"/>
-        </w:rPr>
-        <w:t>: c</w:t>
-      </w:r>
-      <w:r>
-        <w:rPr>
-          <w:rFonts w:ascii="Calibri" w:hAnsi="Calibri" w:cs="Calibri"/>
-          <w:szCs w:val="28"/>
-          <w:lang w:val="es-419"/>
-        </w:rPr>
-        <w:t>orriente máxima de cortocircuito que un interruptor puede interrumpir sin destruirse ni comprometer la seguridad.</w:t>
-      </w:r>
-    </w:p>
-    <w:p>
-      <w:pPr>
-        <w:rPr>
-          <w:rFonts w:ascii="Calibri" w:hAnsi="Calibri" w:cs="Calibri"/>
-          <w:szCs w:val="28"/>
-          <w:lang w:val="es-419"/>
-        </w:rPr>
-      </w:pPr>
+        <w:t xml:space="preserve">Capacidad </w:t>
+      </w:r>
+      <w:proofErr w:type="spellStart"/>
       <w:r>
         <w:rPr>
           <w:rFonts w:ascii="Calibri" w:hAnsi="Calibri" w:cs="Calibri"/>
@@ -13210,8 +13564,34 @@
           <w:szCs w:val="28"/>
           <w:lang w:val="es-419"/>
         </w:rPr>
-        <w:t>Cortocircuito</w:t>
-      </w:r>
+        <w:t>interruptiva</w:t>
+      </w:r>
+      <w:proofErr w:type="spellEnd"/>
+      <w:r>
+        <w:rPr>
+          <w:rFonts w:ascii="Calibri" w:hAnsi="Calibri" w:cs="Calibri"/>
+          <w:szCs w:val="28"/>
+          <w:lang w:val="es-419"/>
+        </w:rPr>
+        <w:t>: c</w:t>
+      </w:r>
+      <w:r>
+        <w:rPr>
+          <w:rFonts w:ascii="Calibri" w:hAnsi="Calibri" w:cs="Calibri"/>
+          <w:szCs w:val="28"/>
+          <w:lang w:val="es-419"/>
+        </w:rPr>
+        <w:t>orriente máxima de cortocircuito que un interruptor puede interrumpir sin destruirse ni comprometer la seguridad.</w:t>
+      </w:r>
+    </w:p>
+    <w:p>
+      <w:pPr>
+        <w:rPr>
+          <w:rFonts w:ascii="Calibri" w:hAnsi="Calibri" w:cs="Calibri"/>
+          <w:szCs w:val="28"/>
+          <w:lang w:val="es-419"/>
+        </w:rPr>
+      </w:pPr>
       <w:r>
         <w:rPr>
           <w:rFonts w:ascii="Calibri" w:hAnsi="Calibri" w:cs="Calibri"/>
@@ -13220,33 +13600,8 @@
           <w:szCs w:val="28"/>
           <w:lang w:val="es-419"/>
         </w:rPr>
-        <w:t>:</w:t>
-      </w:r>
-      <w:r>
-        <w:rPr>
-          <w:rFonts w:ascii="Calibri" w:hAnsi="Calibri" w:cs="Calibri"/>
-          <w:szCs w:val="28"/>
-          <w:lang w:val="es-419"/>
-        </w:rPr>
-        <w:t xml:space="preserve"> f</w:t>
-      </w:r>
-      <w:r>
-        <w:rPr>
-          <w:rFonts w:ascii="Calibri" w:hAnsi="Calibri" w:cs="Calibri"/>
-          <w:szCs w:val="28"/>
-          <w:lang w:val="es-419"/>
-        </w:rPr>
-        <w:t>alla eléctrica producida cuando dos puntos con potencial diferente se conectan accidentalmente sin resistencia, generando corrientes muy elevadas.</w:t>
-      </w:r>
-    </w:p>
-    <w:p>
-      <w:pPr>
-        <w:rPr>
-          <w:rFonts w:ascii="Calibri" w:hAnsi="Calibri" w:cs="Calibri"/>
-          <w:szCs w:val="28"/>
-          <w:lang w:val="es-419"/>
-        </w:rPr>
-      </w:pPr>
+        <w:t>Cortocircuito</w:t>
+      </w:r>
       <w:r>
         <w:rPr>
           <w:rFonts w:ascii="Calibri" w:hAnsi="Calibri" w:cs="Calibri"/>
@@ -13255,7 +13610,7 @@
           <w:szCs w:val="28"/>
           <w:lang w:val="es-419"/>
         </w:rPr>
-        <w:t>Curva de disparo</w:t>
+        <w:t>:</w:t>
       </w:r>
       <w:r>
         <w:rPr>
@@ -13263,7 +13618,7 @@
           <w:szCs w:val="28"/>
           <w:lang w:val="es-419"/>
         </w:rPr>
-        <w:t>: c</w:t>
+        <w:t xml:space="preserve"> f</w:t>
       </w:r>
       <w:r>
         <w:rPr>
@@ -13271,7 +13626,7 @@
           <w:szCs w:val="28"/>
           <w:lang w:val="es-419"/>
         </w:rPr>
-        <w:t>aracterística de los interruptores que define el tiempo de operación frente a una corriente anormal; clasificada comúnmente en curvas B, C y D.</w:t>
+        <w:t>alla eléctrica producida cuando dos puntos con potencial diferente se conectan accidentalmente sin resistencia, generando corrientes muy elevadas.</w:t>
       </w:r>
     </w:p>
     <w:p>
@@ -13290,7 +13645,7 @@
           <w:szCs w:val="28"/>
           <w:lang w:val="es-419"/>
         </w:rPr>
-        <w:t>Diagrama unifilar</w:t>
+        <w:t>Curva de disparo</w:t>
       </w:r>
       <w:r>
         <w:rPr>
@@ -13298,7 +13653,7 @@
           <w:szCs w:val="28"/>
           <w:lang w:val="es-419"/>
         </w:rPr>
-        <w:t>: r</w:t>
+        <w:t>: c</w:t>
       </w:r>
       <w:r>
         <w:rPr>
@@ -13306,7 +13661,7 @@
           <w:szCs w:val="28"/>
           <w:lang w:val="es-419"/>
         </w:rPr>
-        <w:t>epresentación gráfica simplificada que muestra la estructura de una instalación eléctrica y la relación entre sus componentes principales.</w:t>
+        <w:t>aracterística de los interruptores que define el tiempo de operación frente a una corriente anormal; clasificada comúnmente en curvas B, C y D.</w:t>
       </w:r>
     </w:p>
     <w:p>
@@ -13325,9 +13680,33 @@
           <w:szCs w:val="28"/>
           <w:lang w:val="es-419"/>
         </w:rPr>
-        <w:lastRenderedPageBreak/>
-        <w:t>Disyuntor (interruptor automático)</w:t>
-      </w:r>
+        <w:t>Diagrama unifilar</w:t>
+      </w:r>
+      <w:r>
+        <w:rPr>
+          <w:rFonts w:ascii="Calibri" w:hAnsi="Calibri" w:cs="Calibri"/>
+          <w:szCs w:val="28"/>
+          <w:lang w:val="es-419"/>
+        </w:rPr>
+        <w:t>: r</w:t>
+      </w:r>
+      <w:r>
+        <w:rPr>
+          <w:rFonts w:ascii="Calibri" w:hAnsi="Calibri" w:cs="Calibri"/>
+          <w:szCs w:val="28"/>
+          <w:lang w:val="es-419"/>
+        </w:rPr>
+        <w:t>epresentación gráfica simplificada que muestra la estructura de una instalación eléctrica y la relación entre sus componentes principales.</w:t>
+      </w:r>
+    </w:p>
+    <w:p>
+      <w:pPr>
+        <w:rPr>
+          <w:rFonts w:ascii="Calibri" w:hAnsi="Calibri" w:cs="Calibri"/>
+          <w:szCs w:val="28"/>
+          <w:lang w:val="es-419"/>
+        </w:rPr>
+      </w:pPr>
       <w:r>
         <w:rPr>
           <w:rFonts w:ascii="Calibri" w:hAnsi="Calibri" w:cs="Calibri"/>
@@ -13336,33 +13715,9 @@
           <w:szCs w:val="28"/>
           <w:lang w:val="es-419"/>
         </w:rPr>
-        <w:t>:</w:t>
-      </w:r>
-      <w:r>
-        <w:rPr>
-          <w:rFonts w:ascii="Calibri" w:hAnsi="Calibri" w:cs="Calibri"/>
-          <w:szCs w:val="28"/>
-          <w:lang w:val="es-419"/>
-        </w:rPr>
-        <w:t xml:space="preserve"> d</w:t>
-      </w:r>
-      <w:r>
-        <w:rPr>
-          <w:rFonts w:ascii="Calibri" w:hAnsi="Calibri" w:cs="Calibri"/>
-          <w:szCs w:val="28"/>
-          <w:lang w:val="es-419"/>
-        </w:rPr>
-        <w:t>ispositivo de protección que abre el circuito de manera automática ante sobrecorrientes o cortocircuitos.</w:t>
-      </w:r>
-    </w:p>
-    <w:p>
-      <w:pPr>
-        <w:rPr>
-          <w:rFonts w:ascii="Calibri" w:hAnsi="Calibri" w:cs="Calibri"/>
-          <w:szCs w:val="28"/>
-          <w:lang w:val="es-419"/>
-        </w:rPr>
-      </w:pPr>
+        <w:lastRenderedPageBreak/>
+        <w:t>Disyuntor (interruptor automático)</w:t>
+      </w:r>
       <w:r>
         <w:rPr>
           <w:rFonts w:ascii="Calibri" w:hAnsi="Calibri" w:cs="Calibri"/>
@@ -13371,8 +13726,51 @@
           <w:szCs w:val="28"/>
           <w:lang w:val="es-419"/>
         </w:rPr>
-        <w:t>Energización</w:t>
-      </w:r>
+        <w:t>:</w:t>
+      </w:r>
+      <w:r>
+        <w:rPr>
+          <w:rFonts w:ascii="Calibri" w:hAnsi="Calibri" w:cs="Calibri"/>
+          <w:szCs w:val="28"/>
+          <w:lang w:val="es-419"/>
+        </w:rPr>
+        <w:t xml:space="preserve"> d</w:t>
+      </w:r>
+      <w:r>
+        <w:rPr>
+          <w:rFonts w:ascii="Calibri" w:hAnsi="Calibri" w:cs="Calibri"/>
+          <w:szCs w:val="28"/>
+          <w:lang w:val="es-419"/>
+        </w:rPr>
+        <w:t xml:space="preserve">ispositivo de protección que abre el circuito de manera automática ante </w:t>
+      </w:r>
+      <w:proofErr w:type="spellStart"/>
+      <w:r>
+        <w:rPr>
+          <w:rFonts w:ascii="Calibri" w:hAnsi="Calibri" w:cs="Calibri"/>
+          <w:szCs w:val="28"/>
+          <w:lang w:val="es-419"/>
+        </w:rPr>
+        <w:t>sobrecorrientes</w:t>
+      </w:r>
+      <w:proofErr w:type="spellEnd"/>
+      <w:r>
+        <w:rPr>
+          <w:rFonts w:ascii="Calibri" w:hAnsi="Calibri" w:cs="Calibri"/>
+          <w:szCs w:val="28"/>
+          <w:lang w:val="es-419"/>
+        </w:rPr>
+        <w:t xml:space="preserve"> o cortocircuitos.</w:t>
+      </w:r>
+    </w:p>
+    <w:p>
+      <w:pPr>
+        <w:rPr>
+          <w:rFonts w:ascii="Calibri" w:hAnsi="Calibri" w:cs="Calibri"/>
+          <w:szCs w:val="28"/>
+          <w:lang w:val="es-419"/>
+        </w:rPr>
+      </w:pPr>
       <w:r>
         <w:rPr>
           <w:rFonts w:ascii="Calibri" w:hAnsi="Calibri" w:cs="Calibri"/>
@@ -13381,33 +13779,8 @@
           <w:szCs w:val="28"/>
           <w:lang w:val="es-419"/>
         </w:rPr>
-        <w:t>:</w:t>
-      </w:r>
-      <w:r>
-        <w:rPr>
-          <w:rFonts w:ascii="Calibri" w:hAnsi="Calibri" w:cs="Calibri"/>
-          <w:szCs w:val="28"/>
-          <w:lang w:val="es-419"/>
-        </w:rPr>
-        <w:t xml:space="preserve"> e</w:t>
-      </w:r>
-      <w:r>
-        <w:rPr>
-          <w:rFonts w:ascii="Calibri" w:hAnsi="Calibri" w:cs="Calibri"/>
-          <w:szCs w:val="28"/>
-          <w:lang w:val="es-419"/>
-        </w:rPr>
-        <w:t>stado en el que un conductor, equipo o sistema se encuentra bajo tensión y puede transmitir corriente.</w:t>
-      </w:r>
-    </w:p>
-    <w:p>
-      <w:pPr>
-        <w:rPr>
-          <w:rFonts w:ascii="Calibri" w:hAnsi="Calibri" w:cs="Calibri"/>
-          <w:szCs w:val="28"/>
-          <w:lang w:val="es-419"/>
-        </w:rPr>
-      </w:pPr>
+        <w:t>Energización</w:t>
+      </w:r>
       <w:r>
         <w:rPr>
           <w:rFonts w:ascii="Calibri" w:hAnsi="Calibri" w:cs="Calibri"/>
@@ -13416,7 +13789,7 @@
           <w:szCs w:val="28"/>
           <w:lang w:val="es-419"/>
         </w:rPr>
-        <w:t>Esquema IT</w:t>
+        <w:t>:</w:t>
       </w:r>
       <w:r>
         <w:rPr>
@@ -13424,7 +13797,7 @@
           <w:szCs w:val="28"/>
           <w:lang w:val="es-419"/>
         </w:rPr>
-        <w:t>: s</w:t>
+        <w:t xml:space="preserve"> e</w:t>
       </w:r>
       <w:r>
         <w:rPr>
@@ -13432,7 +13805,7 @@
           <w:szCs w:val="28"/>
           <w:lang w:val="es-419"/>
         </w:rPr>
-        <w:t>istema con neutro aislado o conectado a tierra mediante impedancia, usado en instalaciones donde se requiere alta continuidad del servicio.</w:t>
+        <w:t>stado en el que un conductor, equipo o sistema se encuentra bajo tensión y puede transmitir corriente.</w:t>
       </w:r>
     </w:p>
     <w:p>
@@ -13451,7 +13824,7 @@
           <w:szCs w:val="28"/>
           <w:lang w:val="es-419"/>
         </w:rPr>
-        <w:t>Esquema TN</w:t>
+        <w:t>Esquema IT</w:t>
       </w:r>
       <w:r>
         <w:rPr>
@@ -13467,7 +13840,7 @@
           <w:szCs w:val="28"/>
           <w:lang w:val="es-419"/>
         </w:rPr>
-        <w:t>istema donde el neutro y las masas comparten el mismo sistema de tierra, con variantes TN-S, TN-C y TN-C-S.</w:t>
+        <w:t>istema con neutro aislado o conectado a tierra mediante impedancia, usado en instalaciones donde se requiere alta continuidad del servicio.</w:t>
       </w:r>
     </w:p>
     <w:p>
@@ -13486,7 +13859,7 @@
           <w:szCs w:val="28"/>
           <w:lang w:val="es-419"/>
         </w:rPr>
-        <w:t>Esquema TT</w:t>
+        <w:t>Esquema TN</w:t>
       </w:r>
       <w:r>
         <w:rPr>
@@ -13502,7 +13875,7 @@
           <w:szCs w:val="28"/>
           <w:lang w:val="es-419"/>
         </w:rPr>
-        <w:t>istema de puesta a tierra donde el neutro está aterrizado por la empresa suministradora y las masas del usuario por un electrodo independiente.</w:t>
+        <w:t>istema donde el neutro y las masas comparten el mismo sistema de tierra, con variantes TN-S, TN-C y TN-C-S.</w:t>
       </w:r>
     </w:p>
     <w:p>
@@ -13521,7 +13894,7 @@
           <w:szCs w:val="28"/>
           <w:lang w:val="es-419"/>
         </w:rPr>
-        <w:t>Grado IP</w:t>
+        <w:t>Esquema TT</w:t>
       </w:r>
       <w:r>
         <w:rPr>
@@ -13529,7 +13902,7 @@
           <w:szCs w:val="28"/>
           <w:lang w:val="es-419"/>
         </w:rPr>
-        <w:t>: c</w:t>
+        <w:t>: s</w:t>
       </w:r>
       <w:r>
         <w:rPr>
@@ -13537,7 +13910,7 @@
           <w:szCs w:val="28"/>
           <w:lang w:val="es-419"/>
         </w:rPr>
-        <w:t>lasificación del nivel de protección de un gabinete frente a ingreso de polvo y agua, según la norma IEC 60529.</w:t>
+        <w:t>istema de puesta a tierra donde el neutro está aterrizado por la empresa suministradora y las masas del usuario por un electrodo independiente.</w:t>
       </w:r>
     </w:p>
     <w:p>
@@ -13556,8 +13929,33 @@
           <w:szCs w:val="28"/>
           <w:lang w:val="es-419"/>
         </w:rPr>
-        <w:t>Interruptor diferencial (RCD)</w:t>
-      </w:r>
+        <w:t>Grado IP</w:t>
+      </w:r>
+      <w:r>
+        <w:rPr>
+          <w:rFonts w:ascii="Calibri" w:hAnsi="Calibri" w:cs="Calibri"/>
+          <w:szCs w:val="28"/>
+          <w:lang w:val="es-419"/>
+        </w:rPr>
+        <w:t>: c</w:t>
+      </w:r>
+      <w:r>
+        <w:rPr>
+          <w:rFonts w:ascii="Calibri" w:hAnsi="Calibri" w:cs="Calibri"/>
+          <w:szCs w:val="28"/>
+          <w:lang w:val="es-419"/>
+        </w:rPr>
+        <w:t>lasificación del nivel de protección de un gabinete frente a ingreso de polvo y agua, según la norma IEC 60529.</w:t>
+      </w:r>
+    </w:p>
+    <w:p>
+      <w:pPr>
+        <w:rPr>
+          <w:rFonts w:ascii="Calibri" w:hAnsi="Calibri" w:cs="Calibri"/>
+          <w:szCs w:val="28"/>
+          <w:lang w:val="es-419"/>
+        </w:rPr>
+      </w:pPr>
       <w:r>
         <w:rPr>
           <w:rFonts w:ascii="Calibri" w:hAnsi="Calibri" w:cs="Calibri"/>
@@ -13566,33 +13964,8 @@
           <w:szCs w:val="28"/>
           <w:lang w:val="es-419"/>
         </w:rPr>
-        <w:t>:</w:t>
-      </w:r>
-      <w:r>
-        <w:rPr>
-          <w:rFonts w:ascii="Calibri" w:hAnsi="Calibri" w:cs="Calibri"/>
-          <w:szCs w:val="28"/>
-          <w:lang w:val="es-419"/>
-        </w:rPr>
-        <w:t xml:space="preserve"> d</w:t>
-      </w:r>
-      <w:r>
-        <w:rPr>
-          <w:rFonts w:ascii="Calibri" w:hAnsi="Calibri" w:cs="Calibri"/>
-          <w:szCs w:val="28"/>
-          <w:lang w:val="es-419"/>
-        </w:rPr>
-        <w:t>ispositivo que desconecta el circuito ante una fuga de corriente hacia tierra, protegiendo a las personas contra choques eléctricos.</w:t>
-      </w:r>
-    </w:p>
-    <w:p>
-      <w:pPr>
-        <w:rPr>
-          <w:rFonts w:ascii="Calibri" w:hAnsi="Calibri" w:cs="Calibri"/>
-          <w:szCs w:val="28"/>
-          <w:lang w:val="es-419"/>
-        </w:rPr>
-      </w:pPr>
+        <w:t>Interruptor diferencial (RCD)</w:t>
+      </w:r>
       <w:r>
         <w:rPr>
           <w:rFonts w:ascii="Calibri" w:hAnsi="Calibri" w:cs="Calibri"/>
@@ -13601,7 +13974,7 @@
           <w:szCs w:val="28"/>
           <w:lang w:val="es-419"/>
         </w:rPr>
-        <w:t>Neutro</w:t>
+        <w:t>:</w:t>
       </w:r>
       <w:r>
         <w:rPr>
@@ -13609,7 +13982,7 @@
           <w:szCs w:val="28"/>
           <w:lang w:val="es-419"/>
         </w:rPr>
-        <w:t>: c</w:t>
+        <w:t xml:space="preserve"> d</w:t>
       </w:r>
       <w:r>
         <w:rPr>
@@ -13617,7 +13990,7 @@
           <w:szCs w:val="28"/>
           <w:lang w:val="es-419"/>
         </w:rPr>
-        <w:t>onductor conectado al punto estrella de un sistema y que sirve como retorno de corriente en circuitos monofásicos y trifásicos.</w:t>
+        <w:t>ispositivo que desconecta el circuito ante una fuga de corriente hacia tierra, protegiendo a las personas contra choques eléctricos.</w:t>
       </w:r>
     </w:p>
     <w:p>
@@ -13636,7 +14009,7 @@
           <w:szCs w:val="28"/>
           <w:lang w:val="es-419"/>
         </w:rPr>
-        <w:t>No conformidad</w:t>
+        <w:t>Neutro</w:t>
       </w:r>
       <w:r>
         <w:rPr>
@@ -13652,7 +14025,7 @@
           <w:szCs w:val="28"/>
           <w:lang w:val="es-419"/>
         </w:rPr>
-        <w:t>ondición en la que un elemento de la instalación eléctrica no cumple los requisitos del RETIE o la NTC 2050.</w:t>
+        <w:t>onductor conectado al punto estrella de un sistema y que sirve como retorno de corriente en circuitos monofásicos y trifásicos.</w:t>
       </w:r>
     </w:p>
     <w:p>
@@ -13671,7 +14044,7 @@
           <w:szCs w:val="28"/>
           <w:lang w:val="es-419"/>
         </w:rPr>
-        <w:t>Protección eléctrica</w:t>
+        <w:t>No conformidad</w:t>
       </w:r>
       <w:r>
         <w:rPr>
@@ -13687,7 +14060,7 @@
           <w:szCs w:val="28"/>
           <w:lang w:val="es-419"/>
         </w:rPr>
-        <w:t>onjunto de dispositivos que limitan corriente o tensión para evitar daños en personas, equipos o instalaciones.</w:t>
+        <w:t>ondición en la que un elemento de la instalación eléctrica no cumple los requisitos del RETIE o la NTC 2050.</w:t>
       </w:r>
     </w:p>
     <w:p>
@@ -13706,8 +14079,33 @@
           <w:szCs w:val="28"/>
           <w:lang w:val="es-419"/>
         </w:rPr>
-        <w:t>Puesta a tierra (PAT)</w:t>
-      </w:r>
+        <w:t>Protección eléctrica</w:t>
+      </w:r>
+      <w:r>
+        <w:rPr>
+          <w:rFonts w:ascii="Calibri" w:hAnsi="Calibri" w:cs="Calibri"/>
+          <w:szCs w:val="28"/>
+          <w:lang w:val="es-419"/>
+        </w:rPr>
+        <w:t>: c</w:t>
+      </w:r>
+      <w:r>
+        <w:rPr>
+          <w:rFonts w:ascii="Calibri" w:hAnsi="Calibri" w:cs="Calibri"/>
+          <w:szCs w:val="28"/>
+          <w:lang w:val="es-419"/>
+        </w:rPr>
+        <w:t>onjunto de dispositivos que limitan corriente o tensión para evitar daños en personas, equipos o instalaciones.</w:t>
+      </w:r>
+    </w:p>
+    <w:p>
+      <w:pPr>
+        <w:rPr>
+          <w:rFonts w:ascii="Calibri" w:hAnsi="Calibri" w:cs="Calibri"/>
+          <w:szCs w:val="28"/>
+          <w:lang w:val="es-419"/>
+        </w:rPr>
+      </w:pPr>
       <w:r>
         <w:rPr>
           <w:rFonts w:ascii="Calibri" w:hAnsi="Calibri" w:cs="Calibri"/>
@@ -13716,33 +14114,8 @@
           <w:szCs w:val="28"/>
           <w:lang w:val="es-419"/>
         </w:rPr>
-        <w:t>:</w:t>
-      </w:r>
-      <w:r>
-        <w:rPr>
-          <w:rFonts w:ascii="Calibri" w:hAnsi="Calibri" w:cs="Calibri"/>
-          <w:szCs w:val="28"/>
-          <w:lang w:val="es-419"/>
-        </w:rPr>
-        <w:t xml:space="preserve"> s</w:t>
-      </w:r>
-      <w:r>
-        <w:rPr>
-          <w:rFonts w:ascii="Calibri" w:hAnsi="Calibri" w:cs="Calibri"/>
-          <w:szCs w:val="28"/>
-          <w:lang w:val="es-419"/>
-        </w:rPr>
-        <w:t>istema que une eléctricamente las masas metálicas a un electrodo enterrado para desviar corrientes de falla.</w:t>
-      </w:r>
-    </w:p>
-    <w:p>
-      <w:pPr>
-        <w:rPr>
-          <w:rFonts w:ascii="Calibri" w:hAnsi="Calibri" w:cs="Calibri"/>
-          <w:szCs w:val="28"/>
-          <w:lang w:val="es-419"/>
-        </w:rPr>
-      </w:pPr>
+        <w:t>Puesta a tierra (PAT)</w:t>
+      </w:r>
       <w:r>
         <w:rPr>
           <w:rFonts w:ascii="Calibri" w:hAnsi="Calibri" w:cs="Calibri"/>
@@ -13751,8 +14124,7 @@
           <w:szCs w:val="28"/>
           <w:lang w:val="es-419"/>
         </w:rPr>
-        <w:lastRenderedPageBreak/>
-        <w:t>Selectividad</w:t>
+        <w:t>:</w:t>
       </w:r>
       <w:r>
         <w:rPr>
@@ -13760,7 +14132,7 @@
           <w:szCs w:val="28"/>
           <w:lang w:val="es-419"/>
         </w:rPr>
-        <w:t>: c</w:t>
+        <w:t xml:space="preserve"> s</w:t>
       </w:r>
       <w:r>
         <w:rPr>
@@ -13768,7 +14140,7 @@
           <w:szCs w:val="28"/>
           <w:lang w:val="es-419"/>
         </w:rPr>
-        <w:t>oordinación entre protecciones para que solo actúe la más cercana al punto de falla, evitando interrupciones innecesarias.</w:t>
+        <w:t>istema que une eléctricamente las masas metálicas a un electrodo enterrado para desviar corrientes de falla.</w:t>
       </w:r>
     </w:p>
     <w:p>
@@ -13787,7 +14159,8 @@
           <w:szCs w:val="28"/>
           <w:lang w:val="es-419"/>
         </w:rPr>
-        <w:t>Tablero de distribución</w:t>
+        <w:lastRenderedPageBreak/>
+        <w:t>Selectividad</w:t>
       </w:r>
       <w:r>
         <w:rPr>
@@ -13795,7 +14168,7 @@
           <w:szCs w:val="28"/>
           <w:lang w:val="es-419"/>
         </w:rPr>
-        <w:t>: e</w:t>
+        <w:t>: c</w:t>
       </w:r>
       <w:r>
         <w:rPr>
@@ -13803,7 +14176,7 @@
           <w:szCs w:val="28"/>
           <w:lang w:val="es-419"/>
         </w:rPr>
-        <w:t>quipo donde se concentran las protecciones y elementos de maniobra para distribuir energía hacia distintos circuitos.</w:t>
+        <w:t>oordinación entre protecciones para que solo actúe la más cercana al punto de falla, evitando interrupciones innecesarias.</w:t>
       </w:r>
     </w:p>
     <w:p>
@@ -13822,7 +14195,7 @@
           <w:szCs w:val="28"/>
           <w:lang w:val="es-419"/>
         </w:rPr>
-        <w:t>Tensión nominal</w:t>
+        <w:t>Tablero de distribución</w:t>
       </w:r>
       <w:r>
         <w:rPr>
@@ -13830,7 +14203,7 @@
           <w:szCs w:val="28"/>
           <w:lang w:val="es-419"/>
         </w:rPr>
-        <w:t>: v</w:t>
+        <w:t>: e</w:t>
       </w:r>
       <w:r>
         <w:rPr>
@@ -13838,7 +14211,7 @@
           <w:szCs w:val="28"/>
           <w:lang w:val="es-419"/>
         </w:rPr>
-        <w:t>alor de voltaje para el cual un equipo o sistema ha sido diseñado para operar de forma segura.</w:t>
+        <w:t>quipo donde se concentran las protecciones y elementos de maniobra para distribuir energía hacia distintos circuitos.</w:t>
       </w:r>
     </w:p>
     <w:p>
@@ -13857,7 +14230,7 @@
           <w:szCs w:val="28"/>
           <w:lang w:val="es-419"/>
         </w:rPr>
-        <w:t>Trazabilidad eléctrica</w:t>
+        <w:t>Tensión nominal</w:t>
       </w:r>
       <w:r>
         <w:rPr>
@@ -13865,7 +14238,7 @@
           <w:szCs w:val="28"/>
           <w:lang w:val="es-419"/>
         </w:rPr>
-        <w:t>: c</w:t>
+        <w:t>: v</w:t>
       </w:r>
       <w:r>
         <w:rPr>
@@ -13873,7 +14246,7 @@
           <w:szCs w:val="28"/>
           <w:lang w:val="es-419"/>
         </w:rPr>
-        <w:t>apacidad de seguir un circuito desde su origen hasta su carga, apoyada por rotulado, documentación y diagrama unifilar.</w:t>
+        <w:t>alor de voltaje para el cual un equipo o sistema ha sido diseñado para operar de forma segura.</w:t>
       </w:r>
     </w:p>
     <w:p>
@@ -13892,7 +14265,7 @@
           <w:szCs w:val="28"/>
           <w:lang w:val="es-419"/>
         </w:rPr>
-        <w:t>Unidad funcional (celda)</w:t>
+        <w:t>Trazabilidad eléctrica</w:t>
       </w:r>
       <w:r>
         <w:rPr>
@@ -13908,8 +14281,44 @@
           <w:szCs w:val="28"/>
           <w:lang w:val="es-419"/>
         </w:rPr>
+        <w:t>apacidad de seguir un circuito desde su origen hasta su carga, apoyada por rotulado, documentación y diagrama unifilar.</w:t>
+      </w:r>
+    </w:p>
+    <w:p>
+      <w:pPr>
+        <w:rPr>
+          <w:rFonts w:ascii="Calibri" w:hAnsi="Calibri" w:cs="Calibri"/>
+          <w:szCs w:val="28"/>
+          <w:lang w:val="es-419"/>
+        </w:rPr>
+      </w:pPr>
+      <w:r>
+        <w:rPr>
+          <w:rFonts w:ascii="Calibri" w:hAnsi="Calibri" w:cs="Calibri"/>
+          <w:b/>
+          <w:bCs/>
+          <w:szCs w:val="28"/>
+          <w:lang w:val="es-419"/>
+        </w:rPr>
+        <w:t>Unidad funcional (celda)</w:t>
+      </w:r>
+      <w:r>
+        <w:rPr>
+          <w:rFonts w:ascii="Calibri" w:hAnsi="Calibri" w:cs="Calibri"/>
+          <w:szCs w:val="28"/>
+          <w:lang w:val="es-419"/>
+        </w:rPr>
+        <w:t>: c</w:t>
+      </w:r>
+      <w:r>
+        <w:rPr>
+          <w:rFonts w:ascii="Calibri" w:hAnsi="Calibri" w:cs="Calibri"/>
+          <w:szCs w:val="28"/>
+          <w:lang w:val="es-419"/>
+        </w:rPr>
         <w:t xml:space="preserve">ompartimiento independiente dentro de un </w:t>
       </w:r>
+      <w:proofErr w:type="spellStart"/>
       <w:r>
         <w:rPr>
           <w:rStyle w:val="Extranjerismo"/>
@@ -13917,6 +14326,7 @@
         </w:rPr>
         <w:t>switchgear</w:t>
       </w:r>
+      <w:proofErr w:type="spellEnd"/>
       <w:r>
         <w:rPr>
           <w:rFonts w:ascii="Calibri" w:hAnsi="Calibri" w:cs="Calibri"/>
@@ -14068,7 +14478,27 @@
           <w:sz w:val="28"/>
           <w:szCs w:val="28"/>
         </w:rPr>
-        <w:t>Low-voltage switchgear and controlgear assemblies</w:t>
+        <w:t xml:space="preserve">Low-voltage switchgear and </w:t>
+      </w:r>
+      <w:proofErr w:type="spellStart"/>
+      <w:r>
+        <w:rPr>
+          <w:rStyle w:val="Extranjerismo"/>
+          <w:rFonts w:asciiTheme="minorHAnsi" w:hAnsiTheme="minorHAnsi" w:cstheme="minorHAnsi"/>
+          <w:sz w:val="28"/>
+          <w:szCs w:val="28"/>
+        </w:rPr>
+        <w:t>controlgear</w:t>
+      </w:r>
+      <w:proofErr w:type="spellEnd"/>
+      <w:r>
+        <w:rPr>
+          <w:rStyle w:val="Extranjerismo"/>
+          <w:rFonts w:asciiTheme="minorHAnsi" w:hAnsiTheme="minorHAnsi" w:cstheme="minorHAnsi"/>
+          <w:sz w:val="28"/>
+          <w:szCs w:val="28"/>
+        </w:rPr>
+        <w:t xml:space="preserve"> assemblies</w:t>
       </w:r>
       <w:r>
         <w:rPr>
@@ -14234,13 +14664,77 @@
           <w:szCs w:val="28"/>
         </w:rPr>
       </w:pPr>
+      <w:proofErr w:type="spellStart"/>
       <w:r>
         <w:rPr>
           <w:rFonts w:ascii="Calibri" w:hAnsi="Calibri" w:cs="Calibri"/>
           <w:sz w:val="28"/>
           <w:szCs w:val="28"/>
         </w:rPr>
-        <w:t xml:space="preserve">National Fire Protection Association. (2023). NFPA 70: </w:t>
+        <w:t>National</w:t>
+      </w:r>
+      <w:proofErr w:type="spellEnd"/>
+      <w:r>
+        <w:rPr>
+          <w:rFonts w:ascii="Calibri" w:hAnsi="Calibri" w:cs="Calibri"/>
+          <w:sz w:val="28"/>
+          <w:szCs w:val="28"/>
+        </w:rPr>
+        <w:t xml:space="preserve"> </w:t>
+      </w:r>
+      <w:proofErr w:type="spellStart"/>
+      <w:r>
+        <w:rPr>
+          <w:rFonts w:ascii="Calibri" w:hAnsi="Calibri" w:cs="Calibri"/>
+          <w:sz w:val="28"/>
+          <w:szCs w:val="28"/>
+        </w:rPr>
+        <w:t>Fire</w:t>
+      </w:r>
+      <w:proofErr w:type="spellEnd"/>
+      <w:r>
+        <w:rPr>
+          <w:rFonts w:ascii="Calibri" w:hAnsi="Calibri" w:cs="Calibri"/>
+          <w:sz w:val="28"/>
+          <w:szCs w:val="28"/>
+        </w:rPr>
+        <w:t xml:space="preserve"> </w:t>
+      </w:r>
+      <w:proofErr w:type="spellStart"/>
+      <w:r>
+        <w:rPr>
+          <w:rFonts w:ascii="Calibri" w:hAnsi="Calibri" w:cs="Calibri"/>
+          <w:sz w:val="28"/>
+          <w:szCs w:val="28"/>
+        </w:rPr>
+        <w:t>Protection</w:t>
+      </w:r>
+      <w:proofErr w:type="spellEnd"/>
+      <w:r>
+        <w:rPr>
+          <w:rFonts w:ascii="Calibri" w:hAnsi="Calibri" w:cs="Calibri"/>
+          <w:sz w:val="28"/>
+          <w:szCs w:val="28"/>
+        </w:rPr>
+        <w:t xml:space="preserve"> </w:t>
+      </w:r>
+      <w:proofErr w:type="spellStart"/>
+      <w:r>
+        <w:rPr>
+          <w:rFonts w:ascii="Calibri" w:hAnsi="Calibri" w:cs="Calibri"/>
+          <w:sz w:val="28"/>
+          <w:szCs w:val="28"/>
+        </w:rPr>
+        <w:t>Association</w:t>
+      </w:r>
+      <w:proofErr w:type="spellEnd"/>
+      <w:r>
+        <w:rPr>
+          <w:rFonts w:ascii="Calibri" w:hAnsi="Calibri" w:cs="Calibri"/>
+          <w:sz w:val="28"/>
+          <w:szCs w:val="28"/>
+        </w:rPr>
+        <w:t xml:space="preserve">. (2023). NFPA 70: </w:t>
       </w:r>
       <w:r>
         <w:rPr>
@@ -14437,7 +14931,43 @@
           <w:sz w:val="28"/>
           <w:szCs w:val="28"/>
         </w:rPr>
-        <w:t xml:space="preserve">U.S. Department of Energy. (2024). </w:t>
+        <w:t xml:space="preserve">U.S. </w:t>
+      </w:r>
+      <w:proofErr w:type="spellStart"/>
+      <w:r>
+        <w:rPr>
+          <w:rFonts w:ascii="Calibri" w:hAnsi="Calibri" w:cs="Calibri"/>
+          <w:sz w:val="28"/>
+          <w:szCs w:val="28"/>
+        </w:rPr>
+        <w:t>Department</w:t>
+      </w:r>
+      <w:proofErr w:type="spellEnd"/>
+      <w:r>
+        <w:rPr>
+          <w:rFonts w:ascii="Calibri" w:hAnsi="Calibri" w:cs="Calibri"/>
+          <w:sz w:val="28"/>
+          <w:szCs w:val="28"/>
+        </w:rPr>
+        <w:t xml:space="preserve"> </w:t>
+      </w:r>
+      <w:proofErr w:type="spellStart"/>
+      <w:r>
+        <w:rPr>
+          <w:rFonts w:ascii="Calibri" w:hAnsi="Calibri" w:cs="Calibri"/>
+          <w:sz w:val="28"/>
+          <w:szCs w:val="28"/>
+        </w:rPr>
+        <w:t>of</w:t>
+      </w:r>
+      <w:proofErr w:type="spellEnd"/>
+      <w:r>
+        <w:rPr>
+          <w:rFonts w:ascii="Calibri" w:hAnsi="Calibri" w:cs="Calibri"/>
+          <w:sz w:val="28"/>
+          <w:szCs w:val="28"/>
+        </w:rPr>
+        <w:t xml:space="preserve"> Energy. (2024). </w:t>
       </w:r>
       <w:r>
         <w:rPr>
@@ -20953,26 +21483,6 @@
 </file>
 
 <file path=customXml/item1.xml><?xml version="1.0" encoding="utf-8"?>
-<p:properties xmlns:p="http://schemas.microsoft.com/office/2006/metadata/properties" xmlns:xsi="http://www.w3.org/2001/XMLSchema-instance" xmlns:pc="http://schemas.microsoft.com/office/infopath/2007/PartnerControls">
-  <documentManagement>
-    <TaxCatchAll xmlns="13c90a0b-73bc-4dc0-be5f-28d77b615beb" xsi:nil="true"/>
-    <lcf76f155ced4ddcb4097134ff3c332f xmlns="13c93bba-48ce-428c-bfe5-88b42c19b028">
-      <Terms xmlns="http://schemas.microsoft.com/office/infopath/2007/PartnerControls"/>
-    </lcf76f155ced4ddcb4097134ff3c332f>
-  </documentManagement>
-</p:properties>
-</file>
-
-<file path=customXml/item2.xml><?xml version="1.0" encoding="utf-8"?>
-<?mso-contentType ?>
-<FormTemplates xmlns="http://schemas.microsoft.com/sharepoint/v3/contenttype/forms">
-  <Display>DocumentLibraryForm</Display>
-  <Edit>DocumentLibraryForm</Edit>
-  <New>DocumentLibraryForm</New>
-</FormTemplates>
-</file>
-
-<file path=customXml/item3.xml><?xml version="1.0" encoding="utf-8"?>
 <ct:contentTypeSchema xmlns:ct="http://schemas.microsoft.com/office/2006/metadata/contentType" xmlns:ma="http://schemas.microsoft.com/office/2006/metadata/properties/metaAttributes" ct:_="" ma:_="" ma:contentTypeName="Documento" ma:contentTypeID="0x0101006A81D6BD42E8DF4C91013959704817E1" ma:contentTypeVersion="15" ma:contentTypeDescription="Crear nuevo documento." ma:contentTypeScope="" ma:versionID="bf4f72ffd194f0963ff564daca6869f7">
   <xsd:schema xmlns:xsd="http://www.w3.org/2001/XMLSchema" xmlns:xs="http://www.w3.org/2001/XMLSchema" xmlns:p="http://schemas.microsoft.com/office/2006/metadata/properties" xmlns:ns2="13c90a0b-73bc-4dc0-be5f-28d77b615beb" xmlns:ns3="13c93bba-48ce-428c-bfe5-88b42c19b028" targetNamespace="http://schemas.microsoft.com/office/2006/metadata/properties" ma:root="true" ma:fieldsID="8718d6f4873a5b1392a45044efa78385" ns2:_="" ns3:_="">
     <xsd:import namespace="13c90a0b-73bc-4dc0-be5f-28d77b615beb"/>
@@ -21205,6 +21715,26 @@
     <xs:element name="TermId" type="xs:string"/>
   </xs:schema>
 </ct:contentTypeSchema>
+</file>
+
+<file path=customXml/item2.xml><?xml version="1.0" encoding="utf-8"?>
+<?mso-contentType ?>
+<FormTemplates xmlns="http://schemas.microsoft.com/sharepoint/v3/contenttype/forms">
+  <Display>DocumentLibraryForm</Display>
+  <Edit>DocumentLibraryForm</Edit>
+  <New>DocumentLibraryForm</New>
+</FormTemplates>
+</file>
+
+<file path=customXml/item3.xml><?xml version="1.0" encoding="utf-8"?>
+<p:properties xmlns:p="http://schemas.microsoft.com/office/2006/metadata/properties" xmlns:xsi="http://www.w3.org/2001/XMLSchema-instance" xmlns:pc="http://schemas.microsoft.com/office/infopath/2007/PartnerControls">
+  <documentManagement>
+    <TaxCatchAll xmlns="13c90a0b-73bc-4dc0-be5f-28d77b615beb" xsi:nil="true"/>
+    <lcf76f155ced4ddcb4097134ff3c332f xmlns="13c93bba-48ce-428c-bfe5-88b42c19b028">
+      <Terms xmlns="http://schemas.microsoft.com/office/infopath/2007/PartnerControls"/>
+    </lcf76f155ced4ddcb4097134ff3c332f>
+  </documentManagement>
+</p:properties>
 </file>
 
 <file path=customXml/item4.xml><?xml version="1.0" encoding="utf-8"?>
@@ -21719,25 +22249,6 @@
 </file>
 
 <file path=customXml/itemProps1.xml><?xml version="1.0" encoding="utf-8"?>
-<ds:datastoreItem xmlns:ds="http://schemas.openxmlformats.org/officeDocument/2006/customXml" ds:itemID="{1145D752-ACC1-45E1-AB53-0C756F67FC7F}">
-  <ds:schemaRefs>
-    <ds:schemaRef ds:uri="http://schemas.microsoft.com/office/2006/metadata/properties"/>
-    <ds:schemaRef ds:uri="http://schemas.microsoft.com/office/infopath/2007/PartnerControls"/>
-    <ds:schemaRef ds:uri="13c90a0b-73bc-4dc0-be5f-28d77b615beb"/>
-    <ds:schemaRef ds:uri="13c93bba-48ce-428c-bfe5-88b42c19b028"/>
-  </ds:schemaRefs>
-</ds:datastoreItem>
-</file>
-
-<file path=customXml/itemProps2.xml><?xml version="1.0" encoding="utf-8"?>
-<ds:datastoreItem xmlns:ds="http://schemas.openxmlformats.org/officeDocument/2006/customXml" ds:itemID="{81CBDEC1-3B00-44ED-AD36-0268077980BA}">
-  <ds:schemaRefs>
-    <ds:schemaRef ds:uri="http://schemas.microsoft.com/sharepoint/v3/contenttype/forms"/>
-  </ds:schemaRefs>
-</ds:datastoreItem>
-</file>
-
-<file path=customXml/itemProps3.xml><?xml version="1.0" encoding="utf-8"?>
 <ds:datastoreItem xmlns:ds="http://schemas.openxmlformats.org/officeDocument/2006/customXml" ds:itemID="{5654A79C-E826-44B7-8977-A06F57FCC6FA}">
   <ds:schemaRefs>
     <ds:schemaRef ds:uri="http://schemas.microsoft.com/office/2006/metadata/contentType"/>
@@ -21756,6 +22267,25 @@
 </ds:datastoreItem>
 </file>
 
+<file path=customXml/itemProps2.xml><?xml version="1.0" encoding="utf-8"?>
+<ds:datastoreItem xmlns:ds="http://schemas.openxmlformats.org/officeDocument/2006/customXml" ds:itemID="{81CBDEC1-3B00-44ED-AD36-0268077980BA}">
+  <ds:schemaRefs>
+    <ds:schemaRef ds:uri="http://schemas.microsoft.com/sharepoint/v3/contenttype/forms"/>
+  </ds:schemaRefs>
+</ds:datastoreItem>
+</file>
+
+<file path=customXml/itemProps3.xml><?xml version="1.0" encoding="utf-8"?>
+<ds:datastoreItem xmlns:ds="http://schemas.openxmlformats.org/officeDocument/2006/customXml" ds:itemID="{1145D752-ACC1-45E1-AB53-0C756F67FC7F}">
+  <ds:schemaRefs>
+    <ds:schemaRef ds:uri="http://schemas.microsoft.com/office/2006/metadata/properties"/>
+    <ds:schemaRef ds:uri="http://schemas.microsoft.com/office/infopath/2007/PartnerControls"/>
+    <ds:schemaRef ds:uri="13c90a0b-73bc-4dc0-be5f-28d77b615beb"/>
+    <ds:schemaRef ds:uri="13c93bba-48ce-428c-bfe5-88b42c19b028"/>
+  </ds:schemaRefs>
+</ds:datastoreItem>
+</file>
+
 <file path=customXml/itemProps4.xml><?xml version="1.0" encoding="utf-8"?>
 <ds:datastoreItem xmlns:ds="http://schemas.openxmlformats.org/officeDocument/2006/customXml" ds:itemID="{84F3832F-79D0-40EC-924E-4EC5D33B7AFB}">
   <ds:schemaRefs>
